--- a/1. Política y Dirección/PR-01 Política y Dirección SST.docx
+++ b/1. Política y Dirección/PR-01 Política y Dirección SST.docx
@@ -2560,7 +2560,7 @@
               <w:sz w:val="20"/>
               <w:szCs w:val="20"/>
             </w:rPr>
-            <w:t xml:space="preserve">Vigencia: Marzo 2026</w:t>
+            <w:t xml:space="preserve">Vigencia: Mayo 2026</w:t>
           </w:r>
         </w:p>
       </w:tc>
@@ -7294,580 +7294,6 @@
 </w:styles>
 </file>
 
-<file path=word/theme/theme1.xml><?xml version="1.0" encoding="utf-8"?>
-<a:theme xmlns:a="http://schemas.openxmlformats.org/drawingml/2006/main" name="Tema de Office">
-  <a:themeElements>
-    <a:clrScheme name="Office">
-      <a:dk1>
-        <a:sysClr val="windowText" lastClr="000000"/>
-      </a:dk1>
-      <a:lt1>
-        <a:sysClr val="window" lastClr="FFFFFF"/>
-      </a:lt1>
-      <a:dk2>
-        <a:srgbClr val="44546A"/>
-      </a:dk2>
-      <a:lt2>
-        <a:srgbClr val="E7E6E6"/>
-      </a:lt2>
-      <a:accent1>
-        <a:srgbClr val="4472C4"/>
-      </a:accent1>
-      <a:accent2>
-        <a:srgbClr val="ED7D31"/>
-      </a:accent2>
-      <a:accent3>
-        <a:srgbClr val="A5A5A5"/>
-      </a:accent3>
-      <a:accent4>
-        <a:srgbClr val="FFC000"/>
-      </a:accent4>
-      <a:accent5>
-        <a:srgbClr val="5B9BD5"/>
-      </a:accent5>
-      <a:accent6>
-        <a:srgbClr val="70AD47"/>
-      </a:accent6>
-      <a:hlink>
-        <a:srgbClr val="0563C1"/>
-      </a:hlink>
-      <a:folHlink>
-        <a:srgbClr val="954F72"/>
-      </a:folHlink>
-    </a:clrScheme>
-    <a:fontScheme name="Office">
-      <a:majorFont>
-        <a:latin typeface="Calibri Light" panose="020F0302020204030204"/>
-        <a:ea typeface=""/>
-        <a:cs typeface=""/>
-        <a:font script="Jpan" typeface="游ゴシック Light"/>
-        <a:font script="Hang" typeface="맑은 고딕"/>
-        <a:font script="Hans" typeface="等线 Light"/>
-        <a:font script="Hant" typeface="新細明體"/>
-        <a:font script="Arab" typeface="Times New Roman"/>
-        <a:font script="Hebr" typeface="Times New Roman"/>
-        <a:font script="Thai" typeface="Angsana New"/>
-        <a:font script="Ethi" typeface="Nyala"/>
-        <a:font script="Beng" typeface="Vrinda"/>
-        <a:font script="Gujr" typeface="Shruti"/>
-        <a:font script="Khmr" typeface="MoolBoran"/>
-        <a:font script="Knda" typeface="Tunga"/>
-        <a:font script="Guru" typeface="Raavi"/>
-        <a:font script="Cans" typeface="Euphemia"/>
-        <a:font script="Cher" typeface="Plantagenet Cherokee"/>
-        <a:font script="Yiii" typeface="Microsoft Yi Baiti"/>
-        <a:font script="Tibt" typeface="Microsoft Himalaya"/>
-        <a:font script="Thaa" typeface="MV Boli"/>
-        <a:font script="Deva" typeface="Mangal"/>
-        <a:font script="Telu" typeface="Gautami"/>
-        <a:font script="Taml" typeface="Latha"/>
-        <a:font script="Syrc" typeface="Estrangelo Edessa"/>
-        <a:font script="Orya" typeface="Kalinga"/>
-        <a:font script="Mlym" typeface="Kartika"/>
-        <a:font script="Laoo" typeface="DokChampa"/>
-        <a:font script="Sinh" typeface="Iskoola Pota"/>
-        <a:font script="Mong" typeface="Mongolian Baiti"/>
-        <a:font script="Viet" typeface="Times New Roman"/>
-        <a:font script="Uigh" typeface="Microsoft Uighur"/>
-        <a:font script="Geor" typeface="Sylfaen"/>
-        <a:font script="Armn" typeface="Arial"/>
-        <a:font script="Bugi" typeface="Leelawadee UI"/>
-        <a:font script="Bopo" typeface="Microsoft JhengHei"/>
-        <a:font script="Java" typeface="Javanese Text"/>
-        <a:font script="Lisu" typeface="Segoe UI"/>
-        <a:font script="Mymr" typeface="Myanmar Text"/>
-        <a:font script="Nkoo" typeface="Ebrima"/>
-        <a:font script="Olck" typeface="Nirmala UI"/>
-        <a:font script="Osma" typeface="Ebrima"/>
-        <a:font script="Phag" typeface="Phagspa"/>
-        <a:font script="Syrn" typeface="Estrangelo Edessa"/>
-        <a:font script="Syrj" typeface="Estrangelo Edessa"/>
-        <a:font script="Syre" typeface="Estrangelo Edessa"/>
-        <a:font script="Sora" typeface="Nirmala UI"/>
-        <a:font script="Tale" typeface="Microsoft Tai Le"/>
-        <a:font script="Talu" typeface="Microsoft New Tai Lue"/>
-        <a:font script="Tfng" typeface="Ebrima"/>
-      </a:majorFont>
-      <a:minorFont>
-        <a:latin typeface="Calibri" panose="020F0502020204030204"/>
-        <a:ea typeface=""/>
-        <a:cs typeface=""/>
-        <a:font script="Jpan" typeface="游明朝"/>
-        <a:font script="Hang" typeface="맑은 고딕"/>
-        <a:font script="Hans" typeface="等线"/>
-        <a:font script="Hant" typeface="新細明體"/>
-        <a:font script="Arab" typeface="Arial"/>
-        <a:font script="Hebr" typeface="Arial"/>
-        <a:font script="Thai" typeface="Cordia New"/>
-        <a:font script="Ethi" typeface="Nyala"/>
-        <a:font script="Beng" typeface="Vrinda"/>
-        <a:font script="Gujr" typeface="Shruti"/>
-        <a:font script="Khmr" typeface="DaunPenh"/>
-        <a:font script="Knda" typeface="Tunga"/>
-        <a:font script="Guru" typeface="Raavi"/>
-        <a:font script="Cans" typeface="Euphemia"/>
-        <a:font script="Cher" typeface="Plantagenet Cherokee"/>
-        <a:font script="Yiii" typeface="Microsoft Yi Baiti"/>
-        <a:font script="Tibt" typeface="Microsoft Himalaya"/>
-        <a:font script="Thaa" typeface="MV Boli"/>
-        <a:font script="Deva" typeface="Mangal"/>
-        <a:font script="Telu" typeface="Gautami"/>
-        <a:font script="Taml" typeface="Latha"/>
-        <a:font script="Syrc" typeface="Estrangelo Edessa"/>
-        <a:font script="Orya" typeface="Kalinga"/>
-        <a:font script="Mlym" typeface="Kartika"/>
-        <a:font script="Laoo" typeface="DokChampa"/>
-        <a:font script="Sinh" typeface="Iskoola Pota"/>
-        <a:font script="Mong" typeface="Mongolian Baiti"/>
-        <a:font script="Viet" typeface="Arial"/>
-        <a:font script="Uigh" typeface="Microsoft Uighur"/>
-        <a:font script="Geor" typeface="Sylfaen"/>
-        <a:font script="Armn" typeface="Arial"/>
-        <a:font script="Bugi" typeface="Leelawadee UI"/>
-        <a:font script="Bopo" typeface="Microsoft JhengHei"/>
-        <a:font script="Java" typeface="Javanese Text"/>
-        <a:font script="Lisu" typeface="Segoe UI"/>
-        <a:font script="Mymr" typeface="Myanmar Text"/>
-        <a:font script="Nkoo" typeface="Ebrima"/>
-        <a:font script="Olck" typeface="Nirmala UI"/>
-        <a:font script="Osma" typeface="Ebrima"/>
-        <a:font script="Phag" typeface="Phagspa"/>
-        <a:font script="Syrn" typeface="Estrangelo Edessa"/>
-        <a:font script="Syrj" typeface="Estrangelo Edessa"/>
-        <a:font script="Syre" typeface="Estrangelo Edessa"/>
-        <a:font script="Sora" typeface="Nirmala UI"/>
-        <a:font script="Tale" typeface="Microsoft Tai Le"/>
-        <a:font script="Talu" typeface="Microsoft New Tai Lue"/>
-        <a:font script="Tfng" typeface="Ebrima"/>
-      </a:minorFont>
-    </a:fontScheme>
-    <a:fmtScheme name="Office">
-      <a:fillStyleLst>
-        <a:solidFill>
-          <a:schemeClr val="phClr"/>
-        </a:solidFill>
-        <a:gradFill rotWithShape="1">
-          <a:gsLst>
-            <a:gs pos="0">
-              <a:schemeClr val="phClr">
-                <a:lumMod val="110000"/>
-                <a:satMod val="105000"/>
-                <a:tint val="67000"/>
-              </a:schemeClr>
-            </a:gs>
-            <a:gs pos="50000">
-              <a:schemeClr val="phClr">
-                <a:lumMod val="105000"/>
-                <a:satMod val="103000"/>
-                <a:tint val="73000"/>
-              </a:schemeClr>
-            </a:gs>
-            <a:gs pos="100000">
-              <a:schemeClr val="phClr">
-                <a:lumMod val="105000"/>
-                <a:satMod val="109000"/>
-                <a:tint val="81000"/>
-              </a:schemeClr>
-            </a:gs>
-          </a:gsLst>
-          <a:lin ang="5400000" scaled="0"/>
-        </a:gradFill>
-        <a:gradFill rotWithShape="1">
-          <a:gsLst>
-            <a:gs pos="0">
-              <a:schemeClr val="phClr">
-                <a:satMod val="103000"/>
-                <a:lumMod val="102000"/>
-                <a:tint val="94000"/>
-              </a:schemeClr>
-            </a:gs>
-            <a:gs pos="50000">
-              <a:schemeClr val="phClr">
-                <a:satMod val="110000"/>
-                <a:lumMod val="100000"/>
-                <a:shade val="100000"/>
-              </a:schemeClr>
-            </a:gs>
-            <a:gs pos="100000">
-              <a:schemeClr val="phClr">
-                <a:lumMod val="99000"/>
-                <a:satMod val="120000"/>
-                <a:shade val="78000"/>
-              </a:schemeClr>
-            </a:gs>
-          </a:gsLst>
-          <a:lin ang="5400000" scaled="0"/>
-        </a:gradFill>
-      </a:fillStyleLst>
-      <a:lnStyleLst>
-        <a:ln w="6350" cap="flat" cmpd="sng" algn="ctr">
-          <a:solidFill>
-            <a:schemeClr val="phClr"/>
-          </a:solidFill>
-          <a:prstDash val="solid"/>
-          <a:miter lim="800000"/>
-        </a:ln>
-        <a:ln w="12700" cap="flat" cmpd="sng" algn="ctr">
-          <a:solidFill>
-            <a:schemeClr val="phClr"/>
-          </a:solidFill>
-          <a:prstDash val="solid"/>
-          <a:miter lim="800000"/>
-        </a:ln>
-        <a:ln w="19050" cap="flat" cmpd="sng" algn="ctr">
-          <a:solidFill>
-            <a:schemeClr val="phClr"/>
-          </a:solidFill>
-          <a:prstDash val="solid"/>
-          <a:miter lim="800000"/>
-        </a:ln>
-      </a:lnStyleLst>
-      <a:effectStyleLst>
-        <a:effectStyle>
-          <a:effectLst/>
-        </a:effectStyle>
-        <a:effectStyle>
-          <a:effectLst/>
-        </a:effectStyle>
-        <a:effectStyle>
-          <a:effectLst>
-            <a:outerShdw blurRad="57150" dist="19050" dir="5400000" algn="ctr" rotWithShape="0">
-              <a:srgbClr val="000000">
-                <a:alpha val="63000"/>
-              </a:srgbClr>
-            </a:outerShdw>
-          </a:effectLst>
-        </a:effectStyle>
-      </a:effectStyleLst>
-      <a:bgFillStyleLst>
-        <a:solidFill>
-          <a:schemeClr val="phClr"/>
-        </a:solidFill>
-        <a:solidFill>
-          <a:schemeClr val="phClr">
-            <a:tint val="95000"/>
-            <a:satMod val="170000"/>
-          </a:schemeClr>
-        </a:solidFill>
-        <a:gradFill rotWithShape="1">
-          <a:gsLst>
-            <a:gs pos="0">
-              <a:schemeClr val="phClr">
-                <a:tint val="93000"/>
-                <a:satMod val="150000"/>
-                <a:shade val="98000"/>
-                <a:lumMod val="102000"/>
-              </a:schemeClr>
-            </a:gs>
-            <a:gs pos="50000">
-              <a:schemeClr val="phClr">
-                <a:tint val="98000"/>
-                <a:satMod val="130000"/>
-                <a:shade val="90000"/>
-                <a:lumMod val="103000"/>
-              </a:schemeClr>
-            </a:gs>
-            <a:gs pos="100000">
-              <a:schemeClr val="phClr">
-                <a:shade val="63000"/>
-                <a:satMod val="120000"/>
-              </a:schemeClr>
-            </a:gs>
-          </a:gsLst>
-          <a:lin ang="5400000" scaled="0"/>
-        </a:gradFill>
-      </a:bgFillStyleLst>
-    </a:fmtScheme>
-  </a:themeElements>
-  <a:objectDefaults/>
-  <a:extraClrSchemeLst/>
-  <a:extLst>
-    <a:ext uri="{05A4C25C-085E-4340-85A3-A5531E510DB2}">
-      <thm15:themeFamily xmlns:thm15="http://schemas.microsoft.com/office/thememl/2012/main" name="Office Theme" id="{62F939B6-93AF-4DB8-9C6B-D6C7DFDC589F}" vid="{4A3C46E8-61CC-4603-A589-7422A47A8E4A}"/>
-    </a:ext>
-  </a:extLst>
-</a:theme>
-</file>
-
-<file path=customXml/item1.xml><?xml version="1.0" encoding="utf-8"?>
-<ct:contentTypeSchema xmlns:ct="http://schemas.microsoft.com/office/2006/metadata/contentType" xmlns:ma="http://schemas.microsoft.com/office/2006/metadata/properties/metaAttributes" ct:_="" ma:_="" ma:contentTypeName="Documento" ma:contentTypeID="0x01010022E641D985E02047BE4A10568660F6CD" ma:contentTypeVersion="18" ma:contentTypeDescription="Crear nuevo documento." ma:contentTypeScope="" ma:versionID="42d7c85178e2dcea15d07bb1687c69a3">
-  <xsd:schema xmlns:xsd="http://www.w3.org/2001/XMLSchema" xmlns:xs="http://www.w3.org/2001/XMLSchema" xmlns:p="http://schemas.microsoft.com/office/2006/metadata/properties" xmlns:ns2="8d6af3c6-6506-406f-906a-363a197505cb" xmlns:ns3="bb2b36ed-bee3-4b57-9f16-23d26e905edb" targetNamespace="http://schemas.microsoft.com/office/2006/metadata/properties" ma:root="true" ma:fieldsID="f6e4823d1a1bcfba0042ce6f85749729" ns2:_="" ns3:_="">
-    <xsd:import namespace="8d6af3c6-6506-406f-906a-363a197505cb"/>
-    <xsd:import namespace="bb2b36ed-bee3-4b57-9f16-23d26e905edb"/>
-    <xsd:element name="properties">
-      <xsd:complexType>
-        <xsd:sequence>
-          <xsd:element name="documentManagement">
-            <xsd:complexType>
-              <xsd:all>
-                <xsd:element ref="ns2:MediaServiceMetadata" minOccurs="0"/>
-                <xsd:element ref="ns2:MediaServiceFastMetadata" minOccurs="0"/>
-                <xsd:element ref="ns2:MediaLengthInSeconds" minOccurs="0"/>
-                <xsd:element ref="ns2:MediaServiceDateTaken" minOccurs="0"/>
-                <xsd:element ref="ns2:MediaServiceAutoTags" minOccurs="0"/>
-                <xsd:element ref="ns2:MediaServiceLocation" minOccurs="0"/>
-                <xsd:element ref="ns2:MediaServiceGenerationTime" minOccurs="0"/>
-                <xsd:element ref="ns2:MediaServiceEventHashCode" minOccurs="0"/>
-                <xsd:element ref="ns2:MediaServiceOCR" minOccurs="0"/>
-                <xsd:element ref="ns2:MediaServiceAutoKeyPoints" minOccurs="0"/>
-                <xsd:element ref="ns2:MediaServiceKeyPoints" minOccurs="0"/>
-                <xsd:element ref="ns3:SharedWithUsers" minOccurs="0"/>
-                <xsd:element ref="ns3:SharedWithDetails" minOccurs="0"/>
-                <xsd:element ref="ns2:lcf76f155ced4ddcb4097134ff3c332f" minOccurs="0"/>
-                <xsd:element ref="ns3:TaxCatchAll" minOccurs="0"/>
-                <xsd:element ref="ns2:MediaServiceObjectDetectorVersions" minOccurs="0"/>
-                <xsd:element ref="ns2:MediaServiceSearchProperties" minOccurs="0"/>
-              </xsd:all>
-            </xsd:complexType>
-          </xsd:element>
-        </xsd:sequence>
-      </xsd:complexType>
-    </xsd:element>
-  </xsd:schema>
-  <xsd:schema xmlns:xsd="http://www.w3.org/2001/XMLSchema" xmlns:xs="http://www.w3.org/2001/XMLSchema" xmlns:dms="http://schemas.microsoft.com/office/2006/documentManagement/types" xmlns:pc="http://schemas.microsoft.com/office/infopath/2007/PartnerControls" targetNamespace="8d6af3c6-6506-406f-906a-363a197505cb" elementFormDefault="qualified">
-    <xsd:import namespace="http://schemas.microsoft.com/office/2006/documentManagement/types"/>
-    <xsd:import namespace="http://schemas.microsoft.com/office/infopath/2007/PartnerControls"/>
-    <xsd:element name="MediaServiceMetadata" ma:index="8" nillable="true" ma:displayName="MediaServiceMetadata" ma:hidden="true" ma:internalName="MediaServiceMetadata" ma:readOnly="true">
-      <xsd:simpleType>
-        <xsd:restriction base="dms:Note"/>
-      </xsd:simpleType>
-    </xsd:element>
-    <xsd:element name="MediaServiceFastMetadata" ma:index="9" nillable="true" ma:displayName="MediaServiceFastMetadata" ma:hidden="true" ma:internalName="MediaServiceFastMetadata" ma:readOnly="true">
-      <xsd:simpleType>
-        <xsd:restriction base="dms:Note"/>
-      </xsd:simpleType>
-    </xsd:element>
-    <xsd:element name="MediaLengthInSeconds" ma:index="10" nillable="true" ma:displayName="MediaLengthInSeconds" ma:hidden="true" ma:internalName="MediaLengthInSeconds" ma:readOnly="true">
-      <xsd:simpleType>
-        <xsd:restriction base="dms:Unknown"/>
-      </xsd:simpleType>
-    </xsd:element>
-    <xsd:element name="MediaServiceDateTaken" ma:index="11" nillable="true" ma:displayName="MediaServiceDateTaken" ma:hidden="true" ma:internalName="MediaServiceDateTaken" ma:readOnly="true">
-      <xsd:simpleType>
-        <xsd:restriction base="dms:Text"/>
-      </xsd:simpleType>
-    </xsd:element>
-    <xsd:element name="MediaServiceAutoTags" ma:index="12" nillable="true" ma:displayName="Tags" ma:internalName="MediaServiceAutoTags" ma:readOnly="true">
-      <xsd:simpleType>
-        <xsd:restriction base="dms:Text"/>
-      </xsd:simpleType>
-    </xsd:element>
-    <xsd:element name="MediaServiceLocation" ma:index="13" nillable="true" ma:displayName="Location" ma:internalName="MediaServiceLocation" ma:readOnly="true">
-      <xsd:simpleType>
-        <xsd:restriction base="dms:Text"/>
-      </xsd:simpleType>
-    </xsd:element>
-    <xsd:element name="MediaServiceGenerationTime" ma:index="14" nillable="true" ma:displayName="MediaServiceGenerationTime" ma:hidden="true" ma:internalName="MediaServiceGenerationTime" ma:readOnly="true">
-      <xsd:simpleType>
-        <xsd:restriction base="dms:Text"/>
-      </xsd:simpleType>
-    </xsd:element>
-    <xsd:element name="MediaServiceEventHashCode" ma:index="15" nillable="true" ma:displayName="MediaServiceEventHashCode" ma:hidden="true" ma:internalName="MediaServiceEventHashCode" ma:readOnly="true">
-      <xsd:simpleType>
-        <xsd:restriction base="dms:Text"/>
-      </xsd:simpleType>
-    </xsd:element>
-    <xsd:element name="MediaServiceOCR" ma:index="16" nillable="true" ma:displayName="Extracted Text" ma:internalName="MediaServiceOCR" ma:readOnly="true">
-      <xsd:simpleType>
-        <xsd:restriction base="dms:Note">
-          <xsd:maxLength value="255"/>
-        </xsd:restriction>
-      </xsd:simpleType>
-    </xsd:element>
-    <xsd:element name="MediaServiceAutoKeyPoints" ma:index="17" nillable="true" ma:displayName="MediaServiceAutoKeyPoints" ma:hidden="true" ma:internalName="MediaServiceAutoKeyPoints" ma:readOnly="true">
-      <xsd:simpleType>
-        <xsd:restriction base="dms:Note"/>
-      </xsd:simpleType>
-    </xsd:element>
-    <xsd:element name="MediaServiceKeyPoints" ma:index="18" nillable="true" ma:displayName="KeyPoints" ma:internalName="MediaServiceKeyPoints" ma:readOnly="true">
-      <xsd:simpleType>
-        <xsd:restriction base="dms:Note">
-          <xsd:maxLength value="255"/>
-        </xsd:restriction>
-      </xsd:simpleType>
-    </xsd:element>
-    <xsd:element name="lcf76f155ced4ddcb4097134ff3c332f" ma:index="22" nillable="true" ma:taxonomy="true" ma:internalName="lcf76f155ced4ddcb4097134ff3c332f" ma:taxonomyFieldName="MediaServiceImageTags" ma:displayName="Etiquetas de imagen" ma:readOnly="false" ma:fieldId="{5cf76f15-5ced-4ddc-b409-7134ff3c332f}" ma:taxonomyMulti="true" ma:sspId="7353464e-1a1a-4dd7-9163-d2497400ae66" ma:termSetId="09814cd3-568e-fe90-9814-8d621ff8fb84" ma:anchorId="fba54fb3-c3e1-fe81-a776-ca4b69148c4d" ma:open="true" ma:isKeyword="false">
-      <xsd:complexType>
-        <xsd:sequence>
-          <xsd:element ref="pc:Terms" minOccurs="0" maxOccurs="1"/>
-        </xsd:sequence>
-      </xsd:complexType>
-    </xsd:element>
-    <xsd:element name="MediaServiceObjectDetectorVersions" ma:index="24" nillable="true" ma:displayName="MediaServiceObjectDetectorVersions" ma:description="" ma:hidden="true" ma:indexed="true" ma:internalName="MediaServiceObjectDetectorVersions" ma:readOnly="true">
-      <xsd:simpleType>
-        <xsd:restriction base="dms:Text"/>
-      </xsd:simpleType>
-    </xsd:element>
-    <xsd:element name="MediaServiceSearchProperties" ma:index="25" nillable="true" ma:displayName="MediaServiceSearchProperties" ma:hidden="true" ma:internalName="MediaServiceSearchProperties" ma:readOnly="true">
-      <xsd:simpleType>
-        <xsd:restriction base="dms:Note"/>
-      </xsd:simpleType>
-    </xsd:element>
-  </xsd:schema>
-  <xsd:schema xmlns:xsd="http://www.w3.org/2001/XMLSchema" xmlns:xs="http://www.w3.org/2001/XMLSchema" xmlns:dms="http://schemas.microsoft.com/office/2006/documentManagement/types" xmlns:pc="http://schemas.microsoft.com/office/infopath/2007/PartnerControls" targetNamespace="bb2b36ed-bee3-4b57-9f16-23d26e905edb" elementFormDefault="qualified">
-    <xsd:import namespace="http://schemas.microsoft.com/office/2006/documentManagement/types"/>
-    <xsd:import namespace="http://schemas.microsoft.com/office/infopath/2007/PartnerControls"/>
-    <xsd:element name="SharedWithUsers" ma:index="19" nillable="true" ma:displayName="Compartido con" ma:internalName="SharedWithUsers" ma:readOnly="true">
-      <xsd:complexType>
-        <xsd:complexContent>
-          <xsd:extension base="dms:UserMulti">
-            <xsd:sequence>
-              <xsd:element name="UserInfo" minOccurs="0" maxOccurs="unbounded">
-                <xsd:complexType>
-                  <xsd:sequence>
-                    <xsd:element name="DisplayName" type="xsd:string" minOccurs="0"/>
-                    <xsd:element name="AccountId" type="dms:UserId" minOccurs="0" nillable="true"/>
-                    <xsd:element name="AccountType" type="xsd:string" minOccurs="0"/>
-                  </xsd:sequence>
-                </xsd:complexType>
-              </xsd:element>
-            </xsd:sequence>
-          </xsd:extension>
-        </xsd:complexContent>
-      </xsd:complexType>
-    </xsd:element>
-    <xsd:element name="SharedWithDetails" ma:index="20" nillable="true" ma:displayName="Detalles de uso compartido" ma:internalName="SharedWithDetails" ma:readOnly="true">
-      <xsd:simpleType>
-        <xsd:restriction base="dms:Note">
-          <xsd:maxLength value="255"/>
-        </xsd:restriction>
-      </xsd:simpleType>
-    </xsd:element>
-    <xsd:element name="TaxCatchAll" ma:index="23" nillable="true" ma:displayName="Taxonomy Catch All Column" ma:hidden="true" ma:list="{098e5fb6-7d21-4832-a6f2-5c3c749cbddc}" ma:internalName="TaxCatchAll" ma:showField="CatchAllData" ma:web="bb2b36ed-bee3-4b57-9f16-23d26e905edb">
-      <xsd:complexType>
-        <xsd:complexContent>
-          <xsd:extension base="dms:MultiChoiceLookup">
-            <xsd:sequence>
-              <xsd:element name="Value" type="dms:Lookup" maxOccurs="unbounded" minOccurs="0" nillable="true"/>
-            </xsd:sequence>
-          </xsd:extension>
-        </xsd:complexContent>
-      </xsd:complexType>
-    </xsd:element>
-  </xsd:schema>
-  <xsd:schema xmlns="http://schemas.openxmlformats.org/package/2006/metadata/core-properties" xmlns:xsd="http://www.w3.org/2001/XMLSchema" xmlns:xsi="http://www.w3.org/2001/XMLSchema-instance" xmlns:dc="http://purl.org/dc/elements/1.1/" xmlns:dcterms="http://purl.org/dc/terms/" xmlns:odoc="http://schemas.microsoft.com/internal/obd" targetNamespace="http://schemas.openxmlformats.org/package/2006/metadata/core-properties" elementFormDefault="qualified" attributeFormDefault="unqualified" blockDefault="#all">
-    <xsd:import namespace="http://purl.org/dc/elements/1.1/" schemaLocation="http://dublincore.org/schemas/xmls/qdc/2003/04/02/dc.xsd"/>
-    <xsd:import namespace="http://purl.org/dc/terms/" schemaLocation="http://dublincore.org/schemas/xmls/qdc/2003/04/02/dcterms.xsd"/>
-    <xsd:element name="coreProperties" type="CT_coreProperties"/>
-    <xsd:complexType name="CT_coreProperties">
-      <xsd:all>
-        <xsd:element ref="dc:creator" minOccurs="0" maxOccurs="1"/>
-        <xsd:element ref="dcterms:created" minOccurs="0" maxOccurs="1"/>
-        <xsd:element ref="dc:identifier" minOccurs="0" maxOccurs="1"/>
-        <xsd:element name="contentType" minOccurs="0" maxOccurs="1" type="xsd:string" ma:index="0" ma:displayName="Tipo de contenido"/>
-        <xsd:element ref="dc:title" minOccurs="0" maxOccurs="1" ma:index="4" ma:displayName="Título"/>
-        <xsd:element ref="dc:subject" minOccurs="0" maxOccurs="1"/>
-        <xsd:element ref="dc:description" minOccurs="0" maxOccurs="1"/>
-        <xsd:element name="keywords" minOccurs="0" maxOccurs="1" type="xsd:string"/>
-        <xsd:element ref="dc:language" minOccurs="0" maxOccurs="1"/>
-        <xsd:element name="category" minOccurs="0" maxOccurs="1" type="xsd:string"/>
-        <xsd:element name="version" minOccurs="0" maxOccurs="1" type="xsd:string"/>
-        <xsd:element name="revision" minOccurs="0" maxOccurs="1" type="xsd:string">
-          <xsd:annotation>
-            <xsd:documentation>
-                        This value indicates the number of saves or revisions. The application is responsible for updating this value after each revision.
-                    </xsd:documentation>
-          </xsd:annotation>
-        </xsd:element>
-        <xsd:element name="lastModifiedBy" minOccurs="0" maxOccurs="1" type="xsd:string"/>
-        <xsd:element ref="dcterms:modified" minOccurs="0" maxOccurs="1"/>
-        <xsd:element name="contentStatus" minOccurs="0" maxOccurs="1" type="xsd:string"/>
-      </xsd:all>
-    </xsd:complexType>
-  </xsd:schema>
-  <xs:schema xmlns:pc="http://schemas.microsoft.com/office/infopath/2007/PartnerControls" xmlns:xs="http://www.w3.org/2001/XMLSchema" targetNamespace="http://schemas.microsoft.com/office/infopath/2007/PartnerControls" elementFormDefault="qualified" attributeFormDefault="unqualified">
-    <xs:element name="Person">
-      <xs:complexType>
-        <xs:sequence>
-          <xs:element ref="pc:DisplayName" minOccurs="0"/>
-          <xs:element ref="pc:AccountId" minOccurs="0"/>
-          <xs:element ref="pc:AccountType" minOccurs="0"/>
-        </xs:sequence>
-      </xs:complexType>
-    </xs:element>
-    <xs:element name="DisplayName" type="xs:string"/>
-    <xs:element name="AccountId" type="xs:string"/>
-    <xs:element name="AccountType" type="xs:string"/>
-    <xs:element name="BDCAssociatedEntity">
-      <xs:complexType>
-        <xs:sequence>
-          <xs:element ref="pc:BDCEntity" minOccurs="0" maxOccurs="unbounded"/>
-        </xs:sequence>
-        <xs:attribute ref="pc:EntityNamespace"/>
-        <xs:attribute ref="pc:EntityName"/>
-        <xs:attribute ref="pc:SystemInstanceName"/>
-        <xs:attribute ref="pc:AssociationName"/>
-      </xs:complexType>
-    </xs:element>
-    <xs:attribute name="EntityNamespace" type="xs:string"/>
-    <xs:attribute name="EntityName" type="xs:string"/>
-    <xs:attribute name="SystemInstanceName" type="xs:string"/>
-    <xs:attribute name="AssociationName" type="xs:string"/>
-    <xs:element name="BDCEntity">
-      <xs:complexType>
-        <xs:sequence>
-          <xs:element ref="pc:EntityDisplayName" minOccurs="0"/>
-          <xs:element ref="pc:EntityInstanceReference" minOccurs="0"/>
-          <xs:element ref="pc:EntityId1" minOccurs="0"/>
-          <xs:element ref="pc:EntityId2" minOccurs="0"/>
-          <xs:element ref="pc:EntityId3" minOccurs="0"/>
-          <xs:element ref="pc:EntityId4" minOccurs="0"/>
-          <xs:element ref="pc:EntityId5" minOccurs="0"/>
-        </xs:sequence>
-      </xs:complexType>
-    </xs:element>
-    <xs:element name="EntityDisplayName" type="xs:string"/>
-    <xs:element name="EntityInstanceReference" type="xs:string"/>
-    <xs:element name="EntityId1" type="xs:string"/>
-    <xs:element name="EntityId2" type="xs:string"/>
-    <xs:element name="EntityId3" type="xs:string"/>
-    <xs:element name="EntityId4" type="xs:string"/>
-    <xs:element name="EntityId5" type="xs:string"/>
-    <xs:element name="Terms">
-      <xs:complexType>
-        <xs:sequence>
-          <xs:element ref="pc:TermInfo" minOccurs="0" maxOccurs="unbounded"/>
-        </xs:sequence>
-      </xs:complexType>
-    </xs:element>
-    <xs:element name="TermInfo">
-      <xs:complexType>
-        <xs:sequence>
-          <xs:element ref="pc:TermName" minOccurs="0"/>
-          <xs:element ref="pc:TermId" minOccurs="0"/>
-        </xs:sequence>
-      </xs:complexType>
-    </xs:element>
-    <xs:element name="TermName" type="xs:string"/>
-    <xs:element name="TermId" type="xs:string"/>
-  </xs:schema>
-</ct:contentTypeSchema>
-</file>
-
-<file path=customXml/item2.xml><?xml version="1.0" encoding="utf-8"?>
-<p:properties xmlns:p="http://schemas.microsoft.com/office/2006/metadata/properties" xmlns:xsi="http://www.w3.org/2001/XMLSchema-instance" xmlns:pc="http://schemas.microsoft.com/office/infopath/2007/PartnerControls">
-  <documentManagement>
-    <TaxCatchAll xmlns="bb2b36ed-bee3-4b57-9f16-23d26e905edb" xsi:nil="true"/>
-    <lcf76f155ced4ddcb4097134ff3c332f xmlns="8d6af3c6-6506-406f-906a-363a197505cb">
-      <Terms xmlns="http://schemas.microsoft.com/office/infopath/2007/PartnerControls"/>
-    </lcf76f155ced4ddcb4097134ff3c332f>
-  </documentManagement>
-</p:properties>
-</file>
-
-<file path=customXml/item3.xml><?xml version="1.0" encoding="utf-8"?>
-<?mso-contentType ?>
-<FormTemplates xmlns="http://schemas.microsoft.com/sharepoint/v3/contenttype/forms">
-  <Display>DocumentLibraryForm</Display>
-  <Edit>DocumentLibraryForm</Edit>
-  <New>DocumentLibraryForm</New>
-</FormTemplates>
-</file>
-
-<file path=customXml/item4.xml><?xml version="1.0" encoding="utf-8"?>
-<b:Sources xmlns:b="http://schemas.openxmlformats.org/officeDocument/2006/bibliography" xmlns="http://schemas.openxmlformats.org/officeDocument/2006/bibliography" SelectedStyle="\APASixthEditionOfficeOnline.xsl" StyleName="APA" Version="6"/>
-</file>
-
 <file path=customXml/itemProps1.xml><?xml version="1.0" encoding="utf-8"?>
 <ds:datastoreItem xmlns:ds="http://schemas.openxmlformats.org/officeDocument/2006/customXml" ds:itemID="{B10E9D0A-80B0-42A9-A594-73A4E254CE83}"/>
 </file>
